--- a/TS-Padam/TS-6.4/TS 6.4 Sanskrit Pada Paatam Corrections.docx
+++ b/TS-Padam/TS-6.4/TS 6.4 Sanskrit Pada Paatam Corrections.docx
@@ -59,10 +59,9 @@
           <w:bCs/>
           <w:sz w:val="32"/>
           <w:szCs w:val="32"/>
-          <w:highlight w:val="red"/>
           <w:u w:val="single"/>
         </w:rPr>
-        <w:t>???</w:t>
+        <w:t>30th April 2026</w:t>
       </w:r>
     </w:p>
     <w:p>
@@ -901,83 +900,6 @@
           </w:p>
         </w:tc>
       </w:tr>
-      <w:tr>
-        <w:trPr>
-          <w:gridAfter w:val="2"/>
-          <w:wAfter w:w="80" w:type="dxa"/>
-          <w:trHeight w:val="964"/>
-        </w:trPr>
-        <w:tc>
-          <w:tcPr>
-            <w:tcW w:w="3594" w:type="dxa"/>
-            <w:tcBorders>
-              <w:top w:val="single" w:sz="4" w:space="0" w:color="000000"/>
-              <w:left w:val="single" w:sz="4" w:space="0" w:color="000000"/>
-              <w:bottom w:val="single" w:sz="4" w:space="0" w:color="000000"/>
-              <w:right w:val="single" w:sz="4" w:space="0" w:color="000000"/>
-            </w:tcBorders>
-          </w:tcPr>
-          <w:p>
-            <w:pPr>
-              <w:widowControl w:val="0"/>
-              <w:autoSpaceDE w:val="0"/>
-              <w:autoSpaceDN w:val="0"/>
-              <w:adjustRightInd w:val="0"/>
-              <w:spacing w:before="0" w:line="240" w:lineRule="auto"/>
-              <w:rPr>
-                <w:rFonts w:cs="Arial"/>
-                <w:b/>
-                <w:bCs/>
-                <w:sz w:val="28"/>
-                <w:szCs w:val="28"/>
-              </w:rPr>
-            </w:pPr>
-          </w:p>
-        </w:tc>
-        <w:tc>
-          <w:tcPr>
-            <w:tcW w:w="4656" w:type="dxa"/>
-            <w:tcBorders>
-              <w:top w:val="single" w:sz="4" w:space="0" w:color="000000"/>
-              <w:left w:val="single" w:sz="4" w:space="0" w:color="000000"/>
-              <w:bottom w:val="single" w:sz="4" w:space="0" w:color="000000"/>
-              <w:right w:val="single" w:sz="4" w:space="0" w:color="000000"/>
-            </w:tcBorders>
-          </w:tcPr>
-          <w:p>
-            <w:pPr>
-              <w:spacing w:before="0" w:line="240" w:lineRule="auto"/>
-              <w:ind w:right="-108"/>
-              <w:rPr>
-                <w:rFonts w:ascii="BRH Devanagari Extra" w:hAnsi="BRH Devanagari Extra" w:cs="BRH Devanagari Extra"/>
-                <w:sz w:val="40"/>
-                <w:szCs w:val="40"/>
-              </w:rPr>
-            </w:pPr>
-          </w:p>
-        </w:tc>
-        <w:tc>
-          <w:tcPr>
-            <w:tcW w:w="4576" w:type="dxa"/>
-            <w:tcBorders>
-              <w:top w:val="single" w:sz="4" w:space="0" w:color="000000"/>
-              <w:left w:val="single" w:sz="4" w:space="0" w:color="000000"/>
-              <w:bottom w:val="single" w:sz="4" w:space="0" w:color="000000"/>
-              <w:right w:val="single" w:sz="4" w:space="0" w:color="000000"/>
-            </w:tcBorders>
-          </w:tcPr>
-          <w:p>
-            <w:pPr>
-              <w:spacing w:before="0" w:line="240" w:lineRule="auto"/>
-              <w:rPr>
-                <w:rFonts w:ascii="BRH Devanagari Extra" w:hAnsi="BRH Devanagari Extra" w:cs="BRH Devanagari Extra"/>
-                <w:sz w:val="40"/>
-                <w:szCs w:val="40"/>
-              </w:rPr>
-            </w:pPr>
-          </w:p>
-        </w:tc>
-      </w:tr>
     </w:tbl>
     <w:p>
       <w:pPr>
@@ -990,6 +912,16 @@
           <w:u w:val="single"/>
         </w:rPr>
       </w:pPr>
+      <w:r>
+        <w:rPr>
+          <w:b/>
+          <w:bCs/>
+          <w:sz w:val="32"/>
+          <w:szCs w:val="32"/>
+          <w:u w:val="single"/>
+        </w:rPr>
+        <w:t>===========</w:t>
+      </w:r>
     </w:p>
     <w:p>
       <w:pPr>
@@ -1968,7 +1900,6 @@
                 <w:sz w:val="28"/>
                 <w:szCs w:val="28"/>
               </w:rPr>
-              <w:lastRenderedPageBreak/>
               <w:t>TS 6.4.</w:t>
             </w:r>
             <w:r>
@@ -2279,6 +2210,7 @@
                 <w:sz w:val="28"/>
                 <w:szCs w:val="28"/>
               </w:rPr>
+              <w:lastRenderedPageBreak/>
               <w:t>TS 6.4.10.5 - Padam</w:t>
             </w:r>
           </w:p>
@@ -3588,7 +3520,6 @@
                 <w:szCs w:val="28"/>
                 <w:lang w:bidi="ta-IN"/>
               </w:rPr>
-              <w:lastRenderedPageBreak/>
               <w:t>TS 6.4.2.6  - Padam</w:t>
             </w:r>
           </w:p>
@@ -3886,6 +3817,7 @@
                 <w:szCs w:val="28"/>
                 <w:lang w:bidi="ta-IN"/>
               </w:rPr>
+              <w:lastRenderedPageBreak/>
               <w:t>TS 6.4.4</w:t>
             </w:r>
             <w:r>
@@ -5265,7 +5197,6 @@
                 <w:szCs w:val="28"/>
                 <w:lang w:bidi="ta-IN"/>
               </w:rPr>
-              <w:lastRenderedPageBreak/>
               <w:t>TS 6.4.8.3  - Vaakyam</w:t>
             </w:r>
           </w:p>
@@ -5422,6 +5353,7 @@
                 <w:szCs w:val="28"/>
                 <w:lang w:bidi="ta-IN"/>
               </w:rPr>
+              <w:lastRenderedPageBreak/>
               <w:t>TS 6.4.9.3  - Padam</w:t>
             </w:r>
           </w:p>
@@ -7136,7 +7068,6 @@
           <w:szCs w:val="32"/>
           <w:u w:val="single"/>
         </w:rPr>
-        <w:lastRenderedPageBreak/>
         <w:t>=================</w:t>
       </w:r>
     </w:p>
